--- a/fra/docx/07.content.docx
+++ b/fra/docx/07.content.docx
@@ -11,6 +11,15 @@
         <w:pStyle w:val="Heading2"/>
       </w:pPr>
       <w:r>
+        <w:t>Resource: Notes d'étude (Tyndale)</w:t>
+      </w:r>
+      <w:r/>
+    </w:p>
+    <w:p>
+      <w:pPr>
+        <w:pStyle w:val="Heading2"/>
+      </w:pPr>
+      <w:r>
         <w:t>License Information</w:t>
       </w:r>
       <w:r/>
@@ -21,7 +30,7 @@
         <w:rPr>
           <w:b/>
         </w:rPr>
-        <w:t>Study Notes (Tyndale)</w:t>
+        <w:t>Notes d'étude (Tyndale)</w:t>
       </w:r>
       <w:r>
         <w:t xml:space="preserve"> (French) is based on</w:t>
@@ -74,7 +83,7 @@
         <w:pStyle w:val="Heading1"/>
       </w:pPr>
       <w:r>
-        <w:t>Study Notes (Tyndale)</w:t>
+        <w:t>Notes d'étude (Tyndale)</w:t>
       </w:r>
     </w:p>
     <w:p>
@@ -83,6 +92,51 @@
           <w:headerReference w:type="even" r:id="rId8"/>
           <w:headerReference w:type="default" r:id="rId9"/>
           <w:footerReference w:type="default" r:id="rId10"/>
+          <w:footnotePr>
+            <w:numRestart w:val="eachSect"/>
+          </w:footnotePr>
+          <w:type w:val="continuous"/>
+          <w:pgSz w:w="12240" w:h="15840" w:code="1"/>
+          <w:pgMar w:top="1440" w:right="1440" w:bottom="1440" w:left="1440" w:header="504" w:footer="504" w:gutter="0"/>
+          <w:cols w:space="708"/>
+          <w:titlePg/>
+          <w:docGrid w:linePitch="360"/>
+        </w:sectPr>
+      </w:pPr>
+    </w:p>
+    <w:p>
+      <w:r/>
+    </w:p>
+    <w:p>
+      <w:pPr>
+        <w:pStyle w:val="Heading2"/>
+      </w:pPr>
+      <w:r>
+        <w:t>JDG</w:t>
+      </w:r>
+      <w:r/>
+    </w:p>
+    <w:p>
+      <w:r/>
+      <w:r>
+        <w:rPr>
+          <w:i/>
+        </w:rPr>
+        <w:t>Juges 1.1, Juges 1.1–2.5, Juges 1.1–3.6, Juges 1.2, Juges 1.3, Juges 1.10, Juges 1.11, Juges 1.14, Juges 1.16, Juges 1.17, Juges 1.18, Juges 1.19–20, Juges 1.21, Juges 1.21–36, Juges 1.22, Juges 1.22–36, Juges 1.24, Juges 1.26, Juges 1.27, Juges 1.34, Juges 2.1, Juges 2.1–5, Juges 2.2, Juges 2.6–3.6, Juges 2.8, Juges 2.10–19, Juges 2.11–13, Juges 2.14–15, Juges 2.15, Juges 2.16–19, Juges 2.20–23, Juges 3.1–4, Juges 3.3, Juges 3.5–6, Juges 3.7–11, Juges 3.8, Juges 3.12–13, Juges 3.12–30, Juges 3.15, Juges 3.16, Juges 3.19, Juges 3.19–21, Juges 3.20, Juges 3.23, Juges 3.24–25, Juges 3.26, Juges 3.27–28, Juges 3.31, Juges 4.1, Juges 4.1–5.31, Juges 4.2, Juges 4.3, Juges 4.4–7, Juges 4.6, Juges 4.7, Juges 4.8, Juges 4.9, Juges 4.10, Juges 4.11, Juges 4.12–13, Juges 4.14–16, Juges 4.17–20, Juges 4.19, Juges 4.21–22, Juges 4.23, Juges 4.24, Juges 5.1–31, Juges 5.3, Juges 5.4–5, Juges 5.6, Juges 5.7, Juges 5.8, Juges 5.10, Juges 5.11, Juges 5.13, Juges 5.14–18, Juges 5.19, Juges 5.19–23, Juges 5.23, Juges 5.24–27, Juges 5.28, Juges 5.29–30, Juges 5.31, Juges 6.1–6, Juges 6.1–8.35, Juges 6.5, Juges 6.8–10, Juges 6.11–32, Juges 6.12, Juges 6.13–15, Juges 6.15, Juges 6.22, Juges 6.24, Juges 6.25, Juges 6.25–32, Juges 6.31, Juges 6.33, Juges 6.34, Juges 6.36–40, Juges 7.1, Juges 7.2, Juges 7.3, Juges 7.4–8, Juges 7.8, Juges 7.10–15, Juges 7.11, Juges 7.13–14, Juges 7.16, Juges 7.17–20, Juges 7.21, Juges 7.22, Juges 7.24, Juges 7.25, Juges 8.1–3, Juges 8.4–12, Juges 8.7, Juges 8.8–9, Juges 8.10–12, Juges 8.13–17, Juges 8.18–21, Juges 8.20–21, Juges 8.21, Juges 8.24, Juges 8.27, Juges 8.28, Juges 8.29–32, Juges 8.31, Juges 8.33–35, Juges 9.1–3, Juges 9.1–57, Juges 9.3–5, Juges 9.4, Juges 9.5, Juges 9.6, Juges 9.7, Juges 9.7–21, Juges 9.8–13, Juges 9.14–15, Juges 9.16–18, Juges 9.19–20, Juges 9.22–23, Juges 9.22–25, Juges 9.22–57, Juges 9.25, Juges 9.26–41, Juges 9.27–29, Juges 9.28, Juges 9.30–41, Juges 9.42, Juges 9.43–45, Juges 9.45, Juges 9.46–49, Juges 9.48, Juges 9.50, Juges 9.53, Juges 9.54–55, Juges 9.56–57, Juges 10.1, Juges 10.1–5, Juges 10.3–4, Juges 10.6, Juges 10.6–16, Juges 10.7–8, Juges 10.17–18, Juges 10.18, Juges 11.1–2, Juges 11.1–3, Juges 11.3, Juges 11.4, Juges 11.5–6, Juges 11.7–8, Juges 11.9–10, Juges 11.11, Juges 11.12–28, Juges 11.17, Juges 11.24, Juges 11.25, Juges 11.26, Juges 11.27, Juges 11.29–31, Juges 11.31, Juges 11.32, Juges 11.35, Juges 11.39, Juges 12.1, Juges 12.1–6, Juges 12.2, Juges 12.4, Juges 12.5, Juges 12.6, Juges 12.7, Juges 12.8, Juges 12.8–15, Juges 12.15, Juges 13.1, Juges 13.1–16.31, Juges 13.2, Juges 13.3–5, Juges 13.4, Juges 13.6–7, Juges 13.12–13, Juges 13.15–16, Juges 13.17–18, Juges 13.19–22, Juges 13.25, Juges 14.1, Juges 14.1–15.20, Juges 14.2, Juges 14.3, Juges 14.5–6, Juges 14.11, Juges 14.12, Juges 14.14–19, Juges 14.18, Juges 14.19, Juges 14.20, Juges 15.1, Juges 15.2, Juges 15.3–5, Juges 15.6–10, Juges 15.11, Juges 15.12, Juges 15.13, Juges 15.14–15, Juges 15.16, Juges 15.18, Juges 15.20, Juges 16.1–31, Juges 16.2–3, Juges 16.3, Juges 16.4–22, Juges 16.5, Juges 16.6, Juges 16.7, Juges 16.11, Juges 16.13–14, Juges 16.16, Juges 16.17–19, Juges 16.18, Juges 16.20, Juges 16.22, Juges 16.23–24, Juges 16.28–30, Juges 17.1, Juges 17.1–21.25, Juges 17.2–3, Juges 17.4–5, Juges 17.5, Juges 17.7–8, Juges 17.13, Juges 18.1–31, Juges 18.2, Juges 18.3–4, Juges 18.5–6, Juges 18.7, Juges 18.9–10, Juges 18.12, Juges 18.14, Juges 18.14–26, Juges 18.15, Juges 18.16, Juges 18.18, Juges 18.19, Juges 18.20, Juges 18.22, Juges 18.23, Juges 18.24, Juges 18.25, Juges 18.28, Juges 18.29–31, Juges 18.30, Juges 18.31, Juges 19.1, Juges 19.1–21.25, Juges 19.4, Juges 19.5–7, Juges 19.10, Juges 19.13, Juges 19.15, Juges 19.16, Juges 19.18, Juges 19.20, Juges 19.22, Juges 19.23, Juges 19.24, Juges 19.25, Juges 19.28–29, Juges 20.1, Juges 20.3, Juges 20.5, Juges 20.9, Juges 20.12–13, Juges 20.13–17, Juges 20.16, Juges 20.18, Juges 20.19–21, Juges 20.22–23, Juges 20.24–25, Juges 20.26–28, Juges 20.29–44, Juges 20.33, Juges 20.36–48, Juges 20.43, Juges 20.47, Juges 21.1, Juges 21.3, Juges 21.8–9, Juges 21.11, Juges 21.15–17, Juges 21.19, Juges 21.23, Juges 21.24, Juges 21.25</w:t>
+      </w:r>
+      <w:r/>
+    </w:p>
+    <w:p>
+      <w:r/>
+      <w:r>
+        <w:t xml:space="preserve"> </w:t>
+      </w:r>
+      <w:r/>
+      <w:r/>
+    </w:p>
+    <w:p>
+      <w:pPr>
+        <w:sectPr>
           <w:footnotePr>
             <w:numRestart w:val="eachSect"/>
           </w:footnotePr>

--- a/fra/docx/07.content.docx
+++ b/fra/docx/07.content.docx
@@ -163,13 +163,6 @@
         <w:rPr>
           <w:lang w:val="fr_FR" w:bidi="fr_FR"/>
         </w:rPr>
-      </w:r>
-      <w:r>
-        <w:rPr>
-          <w:i/>
-          <w:lang w:val="fr_FR" w:bidi="fr_FR"/>
-        </w:rPr>
-        <w:t>Juges 1.1, Juges 1.1–2.5, Juges 1.1–3.6, Juges 1.2, Juges 1.3, Juges 1.10, Juges 1.11, Juges 1.14, Juges 1.16, Juges 1.17, Juges 1.18, Juges 1.19–20, Juges 1.21, Juges 1.21–36, Juges 1.22, Juges 1.22–36, Juges 1.24, Juges 1.26, Juges 1.27, Juges 1.34, Juges 2.1, Juges 2.1–5, Juges 2.2, Juges 2.6–3.6, Juges 2.8, Juges 2.10–19, Juges 2.11–13, Juges 2.14–15, Juges 2.15, Juges 2.16–19, Juges 2.20–23, Juges 3.1–4, Juges 3.3, Juges 3.5–6, Juges 3.7–11, Juges 3.8, Juges 3.12–13, Juges 3.12–30, Juges 3.15, Juges 3.16, Juges 3.19, Juges 3.19–21, Juges 3.20, Juges 3.23, Juges 3.24–25, Juges 3.26, Juges 3.27–28, Juges 3.31, Juges 4.1, Juges 4.1–5.31, Juges 4.2, Juges 4.3, Juges 4.4–7, Juges 4.6, Juges 4.7, Juges 4.8, Juges 4.9, Juges 4.10, Juges 4.11, Juges 4.12–13, Juges 4.14–16, Juges 4.17–20, Juges 4.19, Juges 4.21–22, Juges 4.23, Juges 4.24, Juges 5.1–31, Juges 5.3, Juges 5.4–5, Juges 5.6, Juges 5.7, Juges 5.8, Juges 5.10, Juges 5.11, Juges 5.13, Juges 5.14–18, Juges 5.19, Juges 5.19–23, Juges 5.23, Juges 5.24–27, Juges 5.28, Juges 5.29–30, Juges 5.31, Juges 6.1–6, Juges 6.1–8.35, Juges 6.5, Juges 6.8–10, Juges 6.11–32, Juges 6.12, Juges 6.13–15, Juges 6.15, Juges 6.22, Juges 6.24, Juges 6.25, Juges 6.25–32, Juges 6.31, Juges 6.33, Juges 6.34, Juges 6.36–40, Juges 7.1, Juges 7.2, Juges 7.3, Juges 7.4–8, Juges 7.8, Juges 7.10–15, Juges 7.11, Juges 7.13–14, Juges 7.16, Juges 7.17–20, Juges 7.21, Juges 7.22, Juges 7.24, Juges 7.25, Juges 8.1–3, Juges 8.4–12, Juges 8.7, Juges 8.8–9, Juges 8.10–12, Juges 8.13–17, Juges 8.18–21, Juges 8.20–21, Juges 8.21, Juges 8.24, Juges 8.27, Juges 8.28, Juges 8.29–32, Juges 8.31, Juges 8.33–35, Juges 9.1–3, Juges 9.1–57, Juges 9.3–5, Juges 9.4, Juges 9.5, Juges 9.6, Juges 9.7, Juges 9.7–21, Juges 9.8–13, Juges 9.14–15, Juges 9.16–18, Juges 9.19–20, Juges 9.22–23, Juges 9.22–25, Juges 9.22–57, Juges 9.25, Juges 9.26–41, Juges 9.27–29, Juges 9.28, Juges 9.30–41, Juges 9.42, Juges 9.43–45, Juges 9.45, Juges 9.46–49, Juges 9.48, Juges 9.50, Juges 9.53, Juges 9.54–55, Juges 9.56–57, Juges 10.1, Juges 10.1–5, Juges 10.3–4, Juges 10.6, Juges 10.6–16, Juges 10.7–8, Juges 10.17–18, Juges 10.18, Juges 11.1–2, Juges 11.1–3, Juges 11.3, Juges 11.4, Juges 11.5–6, Juges 11.7–8, Juges 11.9–10, Juges 11.11, Juges 11.12–28, Juges 11.17, Juges 11.24, Juges 11.25, Juges 11.26, Juges 11.27, Juges 11.29–31, Juges 11.31, Juges 11.32, Juges 11.35, Juges 11.39, Juges 12.1, Juges 12.1–6, Juges 12.2, Juges 12.4, Juges 12.5, Juges 12.6, Juges 12.7, Juges 12.8, Juges 12.8–15, Juges 12.15, Juges 13.1, Juges 13.1–16.31, Juges 13.2, Juges 13.3–5, Juges 13.4, Juges 13.6–7, Juges 13.12–13, Juges 13.15–16, Juges 13.17–18, Juges 13.19–22, Juges 13.25, Juges 14.1, Juges 14.1–15.20, Juges 14.2, Juges 14.3, Juges 14.5–6, Juges 14.11, Juges 14.12, Juges 14.14–19, Juges 14.18, Juges 14.19, Juges 14.20, Juges 15.1, Juges 15.2, Juges 15.3–5, Juges 15.6–10, Juges 15.11, Juges 15.12, Juges 15.13, Juges 15.14–15, Juges 15.16, Juges 15.18, Juges 15.20, Juges 16.1–31, Juges 16.2–3, Juges 16.3, Juges 16.4–22, Juges 16.5, Juges 16.6, Juges 16.7, Juges 16.11, Juges 16.13–14, Juges 16.16, Juges 16.17–19, Juges 16.18, Juges 16.20, Juges 16.22, Juges 16.23–24, Juges 16.28–30, Juges 17.1, Juges 17.1–21.25, Juges 17.2–3, Juges 17.4–5, Juges 17.5, Juges 17.7–8, Juges 17.13, Juges 18.1–31, Juges 18.2, Juges 18.3–4, Juges 18.5–6, Juges 18.7, Juges 18.9–10, Juges 18.12, Juges 18.14, Juges 18.14–26, Juges 18.15, Juges 18.16, Juges 18.18, Juges 18.19, Juges 18.20, Juges 18.22, Juges 18.23, Juges 18.24, Juges 18.25, Juges 18.28, Juges 18.29–31, Juges 18.30, Juges 18.31, Juges 19.1, Juges 19.1–21.25, Juges 19.4, Juges 19.5–7, Juges 19.10, Juges 19.13, Juges 19.15, Juges 19.16, Juges 19.18, Juges 19.20, Juges 19.22, Juges 19.23, Juges 19.24, Juges 19.25, Juges 19.28–29, Juges 20.1, Juges 20.3, Juges 20.5, Juges 20.9, Juges 20.12–13, Juges 20.13–17, Juges 20.16, Juges 20.18, Juges 20.19–21, Juges 20.22–23, Juges 20.24–25, Juges 20.26–28, Juges 20.29–44, Juges 20.33, Juges 20.36–48, Juges 20.43, Juges 20.47, Juges 21.1, Juges 21.3, Juges 21.8–9, Juges 21.11, Juges 21.15–17, Juges 21.19, Juges 21.23, Juges 21.24, Juges 21.25</w:t>
       </w:r>
       <w:r>
         <w:rPr>

--- a/fra/docx/07.content.docx
+++ b/fra/docx/07.content.docx
@@ -150,19 +150,6 @@
           <w:lang w:val="fr_FR" w:bidi="fr_FR"/>
         </w:rPr>
         <w:t>JDG</w:t>
-      </w:r>
-      <w:r>
-        <w:rPr>
-          <w:lang w:val="fr_FR" w:bidi="fr_FR"/>
-        </w:rPr>
-      </w:r>
-    </w:p>
-    <w:p>
-      <w:pPr/>
-      <w:r>
-        <w:rPr>
-          <w:lang w:val="fr_FR" w:bidi="fr_FR"/>
-        </w:rPr>
       </w:r>
       <w:r>
         <w:rPr>

--- a/fra/docx/07.content.docx
+++ b/fra/docx/07.content.docx
@@ -19,7 +19,7 @@
         <w:rPr>
           <w:lang w:val="fr_FR" w:bidi="fr_FR"/>
         </w:rPr>
-        <w:t>Resource: Notes d'étude (Tyndale)</w:t>
+        <w:t>Resource: Tyndale Open Study Notes</w:t>
       </w:r>
       <w:r>
         <w:rPr>
@@ -112,7 +112,7 @@
         <w:rPr>
           <w:lang w:val="fr_FR" w:bidi="fr_FR"/>
         </w:rPr>
-        <w:t>Notes d'étude (Tyndale)</w:t>
+        <w:t>Tyndale Open Study Notes</w:t>
       </w:r>
     </w:p>
     <w:p>

--- a/fra/docx/07.content.docx
+++ b/fra/docx/07.content.docx
@@ -19,7 +19,7 @@
         <w:rPr>
           <w:lang w:val="fr_FR" w:bidi="fr_FR"/>
         </w:rPr>
-        <w:t>Resource: Tyndale Open Study Notes</w:t>
+        <w:t>Resource: Aquifer Open Study Notes</w:t>
       </w:r>
       <w:r>
         <w:rPr>
@@ -112,7 +112,7 @@
         <w:rPr>
           <w:lang w:val="fr_FR" w:bidi="fr_FR"/>
         </w:rPr>
-        <w:t>Tyndale Open Study Notes</w:t>
+        <w:t>Aquifer Open Study Notes</w:t>
       </w:r>
     </w:p>
     <w:p>
